--- a/Методологія ToDo+AI/ІНІЦІАЦІЯ_Майстер-інструкція.docx
+++ b/Методологія ToDo+AI/ІНІЦІАЦІЯ_Майстер-інструкція.docx
@@ -2131,7 +2131,7 @@
       </w:r>
       <w:r>
         <w:rPr/>
-        <w:t xml:space="preserve"> проєктну зустріч — установчу, збір вимог, статусну, інтеграції, навчання, демо, фінансову. Скіл адаптується під тип зустрічі (свій порядок денний і формат РЕЗУЛЬТАТІВ). Калібровано на 41 протоколі EDELWEIS з виправленнями методолога і переглянуто на корпусі 1013 протоколів (172 глибоко + семантика по всій базі, v0.7.9): РЕЗУЛЬТАТИ — за темами порядку денного, дзеркально 1:1; «Обговорювали» проставляється («Так», «Ні» — для перенесених тем); рішення заносяться </w:t>
+        <w:t xml:space="preserve"> проєктну зустріч — установчу, збір вимог, статусну, інтеграції, навчання, демо, фінансову. Скіл адаптується під тип зустрічі (свій порядок денний і формат РЕЗУЛЬТАТІВ). Калібровано на 41 протоколі EDELWEIS з виправленнями методолога і переглянуто на корпусі 1013 протоколів (172 глибоко + семантика по всій базі, v0.8.0): РЕЗУЛЬТАТИ — за темами порядку денного, дзеркально 1:1; «Обговорювали» проставляється («Так», «Ні» — для перенесених тем); рішення заносяться </w:t>
       </w:r>
       <w:r>
         <w:rPr>
